--- a/manuscript_2026/supplementary_materials.docx
+++ b/manuscript_2026/supplementary_materials.docx
@@ -1857,13 +1857,19 @@
         <w:t xml:space="preserve">replacement contour”</w:t>
       </w:r>
       <w:r>
-        <w:t xml:space="preserve">: rising steeply for Norway; continuing nearly flat,</w:t>
-      </w:r>
-      <w:r>
-        <w:t xml:space="preserve"> </w:t>
-      </w:r>
-      <w:r>
-        <w:t xml:space="preserve">near age 37-38, for the United States. The drawn lines were dropped in</w:t>
+        <w:t xml:space="preserve">: for Norway holding near age 43 for a further decade</w:t>
+      </w:r>
+      <w:r>
+        <w:t xml:space="preserve"> </w:t>
+      </w:r>
+      <w:r>
+        <w:t xml:space="preserve">of cohorts before turning vertical; for the United States continuing</w:t>
+      </w:r>
+      <w:r>
+        <w:t xml:space="preserve"> </w:t>
+      </w:r>
+      <w:r>
+        <w:t xml:space="preserve">nearly flat, near age 37-38, to the panel’s edge. The drawn lines were dropped in</w:t>
       </w:r>
       <w:r>
         <w:t xml:space="preserve"> </w:t>
@@ -2016,31 +2022,13 @@
         <w:pStyle w:val="BodyText"/>
       </w:pPr>
       <w:r>
-        <w:t xml:space="preserve">Digitized coordinates for the redrawn magenta lines in the main paper’s</w:t>
-      </w:r>
-      <w:r>
-        <w:t xml:space="preserve"> </w:t>
-      </w:r>
-      <w:r>
-        <w:t xml:space="preserve">forecast check are recorded in</w:t>
-      </w:r>
-      <w:r>
-        <w:t xml:space="preserve"> </w:t>
-      </w:r>
-      <w:r>
-        <w:rPr>
-          <w:rStyle w:val="VerbatimChar"/>
-        </w:rPr>
-        <w:t xml:space="preserve">scripts/forecast_check_2x2_2026.R</w:t>
-      </w:r>
-      <w:r>
-        <w:t xml:space="preserve">; they</w:t>
-      </w:r>
-      <w:r>
-        <w:t xml:space="preserve"> </w:t>
-      </w:r>
-      <w:r>
-        <w:t xml:space="preserve">are approximate to the eye against</w:t>
+        <w:t xml:space="preserve">The magenta lines in the main paper’s forecast check are digitized</w:t>
+      </w:r>
+      <w:r>
+        <w:t xml:space="preserve"> </w:t>
+      </w:r>
+      <w:r>
+        <w:t xml:space="preserve">programmatically from</w:t>
       </w:r>
       <w:r>
         <w:t xml:space="preserve"> </w:t>
@@ -2053,6 +2041,42 @@
           <w:t xml:space="preserve">Figure 9</w:t>
         </w:r>
       </w:hyperlink>
+      <w:r>
+        <w:t xml:space="preserve"> </w:t>
+      </w:r>
+      <w:r>
+        <w:t xml:space="preserve">by pixel extraction with tick-mark</w:t>
+      </w:r>
+      <w:r>
+        <w:t xml:space="preserve"> </w:t>
+      </w:r>
+      <w:r>
+        <w:t xml:space="preserve">calibration (</w:t>
+      </w:r>
+      <w:r>
+        <w:rPr>
+          <w:rStyle w:val="VerbatimChar"/>
+        </w:rPr>
+        <w:t xml:space="preserve">scripts/extract_2018_extrapolation.py</w:t>
+      </w:r>
+      <w:r>
+        <w:t xml:space="preserve">, with a QC overlay</w:t>
+      </w:r>
+      <w:r>
+        <w:t xml:space="preserve"> </w:t>
+      </w:r>
+      <w:r>
+        <w:t xml:space="preserve">in the repository); the coordinates are at</w:t>
+      </w:r>
+      <w:r>
+        <w:t xml:space="preserve"> </w:t>
+      </w:r>
+      <w:r>
+        <w:rPr>
+          <w:rStyle w:val="VerbatimChar"/>
+        </w:rPr>
+        <w:t xml:space="preserve">data/derived_2026/extrapolation_2018_digitized.csv</w:t>
+      </w:r>
       <w:r>
         <w:t xml:space="preserve">.</w:t>
       </w:r>

--- a/manuscript_2026/supplementary_materials.docx
+++ b/manuscript_2026/supplementary_materials.docx
@@ -759,13 +759,13 @@
       </w:tr>
     </w:tbl>
     <w:bookmarkEnd w:id="35"/>
-    <w:bookmarkStart w:id="40" w:name="s3.-per-country-squeeze-trajectories"/>
+    <w:bookmarkStart w:id="36" w:name="Xeefb1b3da9bf97d459f61c6a60a682b4b91e6bc"/>
     <w:p>
       <w:pPr>
         <w:pStyle w:val="Heading1"/>
       </w:pPr>
       <w:r>
-        <w:t xml:space="preserve">S3. Per-country squeeze trajectories</w:t>
+        <w:t xml:space="preserve">S3. Per-country squeeze trajectories: ordering and derived data</w:t>
       </w:r>
     </w:p>
     <w:p>
@@ -773,31 +773,193 @@
         <w:pStyle w:val="FirstParagraph"/>
       </w:pPr>
       <w:r>
-        <w:t xml:space="preserve">The pooled-median squeeze chart in the main paper</w:t>
-      </w:r>
-      <w:r>
-        <w:t xml:space="preserve"> </w:t>
-      </w:r>
-      <w:r>
-        <w:t xml:space="preserve">summarises 45 per-country trajectories; they are shown in full here.</w:t>
-      </w:r>
-      <w:r>
-        <w:t xml:space="preserve"> </w:t>
-      </w:r>
-      <w:r>
-        <w:t xml:space="preserve">Single-year modal ages are noisy in small populations, and ties are broken</w:t>
-      </w:r>
-      <w:r>
-        <w:t xml:space="preserve"> </w:t>
-      </w:r>
-      <w:r>
-        <w:t xml:space="preserve">to the youngest age (see S8), which is why the per-country panels - not</w:t>
-      </w:r>
-      <w:r>
-        <w:t xml:space="preserve"> </w:t>
-      </w:r>
-      <w:r>
-        <w:t xml:space="preserve">the pooled medians - are the primary output. Derived data:</w:t>
+        <w:t xml:space="preserve">The full 45-country panel of AAPF and ANR trajectories appears in the</w:t>
+      </w:r>
+      <w:r>
+        <w:t xml:space="preserve"> </w:t>
+      </w:r>
+      <w:r>
+        <w:t xml:space="preserve">main paper (Section 6.2), ordered by latest period TFR, highest first -</w:t>
+      </w:r>
+      <w:r>
+        <w:t xml:space="preserve"> </w:t>
+      </w:r>
+      <w:r>
+        <w:t xml:space="preserve">from Moldova (1.66) to the Republic of Korea (0.75). This section</w:t>
+      </w:r>
+      <w:r>
+        <w:t xml:space="preserve"> </w:t>
+      </w:r>
+      <w:r>
+        <w:t xml:space="preserve">records what stands behind that ordering. TFRs are computed as the sum</w:t>
+      </w:r>
+      <w:r>
+        <w:t xml:space="preserve"> </w:t>
+      </w:r>
+      <w:r>
+        <w:t xml:space="preserve">of single-year ASFRs; country-years with fewer than 30 observed ages</w:t>
+      </w:r>
+      <w:r>
+        <w:t xml:space="preserve"> </w:t>
+      </w:r>
+      <w:r>
+        <w:t xml:space="preserve">are skipped, so a partial final year cannot understate a country’s TFR.</w:t>
+      </w:r>
+    </w:p>
+    <w:p>
+      <w:pPr>
+        <w:pStyle w:val="BodyText"/>
+      </w:pPr>
+      <w:r>
+        <w:t xml:space="preserve">Latest observed years are not common across the panel: nine series end</w:t>
+      </w:r>
+      <w:r>
+        <w:t xml:space="preserve"> </w:t>
+      </w:r>
+      <w:r>
+        <w:t xml:space="preserve">in 2021 or earlier (Albania 2008, Greece and Latvia 2009, Romania 2013,</w:t>
+      </w:r>
+      <w:r>
+        <w:t xml:space="preserve"> </w:t>
+      </w:r>
+      <w:r>
+        <w:t xml:space="preserve">both Germanys 2017, Belarus 2018, Ukraine and Bulgaria 2021), and since</w:t>
+      </w:r>
+      <w:r>
+        <w:t xml:space="preserve"> </w:t>
+      </w:r>
+      <w:r>
+        <w:t xml:space="preserve">TFRs have declined almost everywhere since, ordering raw last-observed</w:t>
+      </w:r>
+      <w:r>
+        <w:t xml:space="preserve"> </w:t>
+      </w:r>
+      <w:r>
+        <w:t xml:space="preserve">values would rank stale series systematically too high. The last year</w:t>
+      </w:r>
+      <w:r>
+        <w:t xml:space="preserve"> </w:t>
+      </w:r>
+      <w:r>
+        <w:t xml:space="preserve">common to all 45 series is 2008 - before the acceleration this paper</w:t>
+      </w:r>
+      <w:r>
+        <w:t xml:space="preserve"> </w:t>
+      </w:r>
+      <w:r>
+        <w:t xml:space="preserve">concerns - so a common-year ordering is no remedy. Instead, series</w:t>
+      </w:r>
+      <w:r>
+        <w:t xml:space="preserve"> </w:t>
+      </w:r>
+      <w:r>
+        <w:t xml:space="preserve">ending before 2022 are</w:t>
+      </w:r>
+      <w:r>
+        <w:t xml:space="preserve"> </w:t>
+      </w:r>
+      <w:r>
+        <w:rPr>
+          <w:i/>
+          <w:iCs/>
+        </w:rPr>
+        <w:t xml:space="preserve">vintage-adjusted</w:t>
+      </w:r>
+      <w:r>
+        <w:t xml:space="preserve"> </w:t>
+      </w:r>
+      <w:r>
+        <w:t xml:space="preserve">from the panel itself: the</w:t>
+      </w:r>
+      <w:r>
+        <w:t xml:space="preserve"> </w:t>
+      </w:r>
+      <w:r>
+        <w:t xml:space="preserve">last observed TFR is multiplied by the panel-median ratio of latest to</w:t>
+      </w:r>
+      <w:r>
+        <w:t xml:space="preserve"> </w:t>
+      </w:r>
+      <w:r>
+        <w:t xml:space="preserve">same-year TFR among the 36 series observed in 2022-25. The correction</w:t>
+      </w:r>
+      <w:r>
+        <w:t xml:space="preserve"> </w:t>
+      </w:r>
+      <w:r>
+        <w:t xml:space="preserve">is thus the panel-wide decline the paper documents, applied at the</w:t>
+      </w:r>
+      <w:r>
+        <w:t xml:space="preserve"> </w:t>
+      </w:r>
+      <w:r>
+        <w:t xml:space="preserve">median; it uses no external data. It moves Greece from 12th to 32nd</w:t>
+      </w:r>
+      <w:r>
+        <w:t xml:space="preserve"> </w:t>
+      </w:r>
+      <w:r>
+        <w:t xml:space="preserve">(1.52 observed in 2009, 1.22 adjusted) and both Germanys out of the top</w:t>
+      </w:r>
+      <w:r>
+        <w:t xml:space="preserve"> </w:t>
+      </w:r>
+      <w:r>
+        <w:t xml:space="preserve">ten to mid-table (~1.36-1.40) - in each case close to externally</w:t>
+      </w:r>
+      <w:r>
+        <w:t xml:space="preserve"> </w:t>
+      </w:r>
+      <w:r>
+        <w:t xml:space="preserve">reported recent values. Ukraine’s adjusted value (1.03) is still likely</w:t>
+      </w:r>
+      <w:r>
+        <w:t xml:space="preserve"> </w:t>
+      </w:r>
+      <w:r>
+        <w:t xml:space="preserve">optimistic, since a panel-median correction cannot reflect the war.</w:t>
+      </w:r>
+      <w:r>
+        <w:t xml:space="preserve"> </w:t>
+      </w:r>
+      <w:r>
+        <w:t xml:space="preserve">Adjusted panels carry both values in their strip labels (year: observed</w:t>
+      </w:r>
+      <w:r>
+        <w:t xml:space="preserve"> </w:t>
+      </w:r>
+      <w:r>
+        <w:t xml:space="preserve">→ adjusted); the ordering is a presentational choice only and no</w:t>
+      </w:r>
+      <w:r>
+        <w:t xml:space="preserve"> </w:t>
+      </w:r>
+      <w:r>
+        <w:t xml:space="preserve">analytical quantity depends on it.</w:t>
+      </w:r>
+      <w:r>
+        <w:t xml:space="preserve"> </w:t>
+      </w:r>
+      <w:r>
+        <w:t xml:space="preserve">Ordering table (observed and adjusted values, factors, ranks):</w:t>
+      </w:r>
+      <w:r>
+        <w:t xml:space="preserve"> </w:t>
+      </w:r>
+      <w:r>
+        <w:rPr>
+          <w:rStyle w:val="VerbatimChar"/>
+        </w:rPr>
+        <w:t xml:space="preserve">data/derived_2026/latest_tfr_by_country.csv</w:t>
+      </w:r>
+      <w:r>
+        <w:t xml:space="preserve">.</w:t>
+      </w:r>
+      <w:r>
+        <w:t xml:space="preserve"> </w:t>
+      </w:r>
+      <w:r>
+        <w:t xml:space="preserve">Trajectory data:</w:t>
       </w:r>
       <w:r>
         <w:t xml:space="preserve"> </w:t>
@@ -825,6 +987,93 @@
           <w:rStyle w:val="VerbatimChar"/>
         </w:rPr>
         <w:t xml:space="preserve">scripts/squeeze_2026.R</w:t>
+      </w:r>
+      <w:r>
+        <w:t xml:space="preserve">.</w:t>
+      </w:r>
+    </w:p>
+    <w:bookmarkEnd w:id="36"/>
+    <w:bookmarkStart w:id="41" w:name="X2cdaaaa0e68f57564f9bee7ddfa5d84d3a2617b"/>
+    <w:p>
+      <w:pPr>
+        <w:pStyle w:val="Heading1"/>
+      </w:pPr>
+      <w:r>
+        <w:t xml:space="preserve">S4. ANR trajectories, sensitivity, and the full last-cohort table</w:t>
+      </w:r>
+    </w:p>
+    <w:p>
+      <w:pPr>
+        <w:pStyle w:val="FirstParagraph"/>
+      </w:pPr>
+      <w:r>
+        <w:t xml:space="preserve">Per-country ANR trajectories at both thresholds are shown below: the</w:t>
+      </w:r>
+      <w:r>
+        <w:t xml:space="preserve"> </w:t>
+      </w:r>
+      <w:r>
+        <w:t xml:space="preserve">1/1000 boundary sits roughly two years above the primary 1/200 boundary</w:t>
+      </w:r>
+      <w:r>
+        <w:t xml:space="preserve"> </w:t>
+      </w:r>
+      <w:r>
+        <w:t xml:space="preserve">and moves in parallel, so the narrative in the main paper is not sensitive</w:t>
+      </w:r>
+      <w:r>
+        <w:t xml:space="preserve"> </w:t>
+      </w:r>
+      <w:r>
+        <w:t xml:space="preserve">to the choice. Late-fertility mass trajectories (cumulative ASFR at ages</w:t>
+      </w:r>
+      <w:r>
+        <w:t xml:space="preserve"> </w:t>
+      </w:r>
+      <w:r>
+        <w:t xml:space="preserve">40+ and 35+) are in the repository (</w:t>
+      </w:r>
+      <w:r>
+        <w:rPr>
+          <w:rStyle w:val="VerbatimChar"/>
+        </w:rPr>
+        <w:t xml:space="preserve">late_mass_trends.png</w:t>
+      </w:r>
+      <w:r>
+        <w:t xml:space="preserve">). The full</w:t>
+      </w:r>
+      <w:r>
+        <w:t xml:space="preserve"> </w:t>
+      </w:r>
+      <w:r>
+        <w:t xml:space="preserve">45-country version of the main paper’s last-cohort table is at</w:t>
+      </w:r>
+      <w:r>
+        <w:t xml:space="preserve"> </w:t>
+      </w:r>
+      <w:r>
+        <w:rPr>
+          <w:rStyle w:val="VerbatimChar"/>
+        </w:rPr>
+        <w:t xml:space="preserve">data/derived_2026/last_cohort_replacement.csv</w:t>
+      </w:r>
+      <w:r>
+        <w:t xml:space="preserve">.</w:t>
+      </w:r>
+      <w:r>
+        <w:t xml:space="preserve"> </w:t>
+      </w:r>
+      <w:r>
+        <w:t xml:space="preserve">Script:</w:t>
+      </w:r>
+      <w:r>
+        <w:t xml:space="preserve"> </w:t>
+      </w:r>
+      <w:r>
+        <w:rPr>
+          <w:rStyle w:val="VerbatimChar"/>
+        </w:rPr>
+        <w:t xml:space="preserve">scripts/wall_2026.R</w:t>
       </w:r>
       <w:r>
         <w:t xml:space="preserve">.</w:t>
@@ -843,7 +1092,7 @@
       <w:tr>
         <w:tc>
           <w:tcPr/>
-          <w:bookmarkStart w:id="39" w:name="fig-s3"/>
+          <w:bookmarkStart w:id="40" w:name="fig-s4"/>
           <w:p>
             <w:pPr>
               <w:pStyle w:val="Compact"/>
@@ -852,186 +1101,20 @@
             <w:r>
               <w:drawing>
                 <wp:inline>
-                  <wp:extent cx="5334000" cy="5600474"/>
+                  <wp:extent cx="5334000" cy="5334000"/>
                   <wp:effectExtent b="0" l="0" r="0" t="0"/>
-                  <wp:docPr descr="" title="" id="37" name="Picture"/>
+                  <wp:docPr descr="" title="" id="38" name="Picture"/>
                   <a:graphic>
                     <a:graphicData uri="http://schemas.openxmlformats.org/drawingml/2006/picture">
                       <pic:pic>
                         <pic:nvPicPr>
-                          <pic:cNvPr descr="figures/squeeze_trajectories.png" id="38" name="Picture"/>
+                          <pic:cNvPr descr="figures/wall_trajectories.png" id="39" name="Picture"/>
                           <pic:cNvPicPr>
                             <a:picLocks noChangeArrowheads="1" noChangeAspect="1"/>
                           </pic:cNvPicPr>
                         </pic:nvPicPr>
                         <pic:blipFill>
-                          <a:blip r:embed="rId36"/>
-                          <a:stretch>
-                            <a:fillRect/>
-                          </a:stretch>
-                        </pic:blipFill>
-                        <pic:spPr bwMode="auto">
-                          <a:xfrm>
-                            <a:off x="0" y="0"/>
-                            <a:ext cx="5334000" cy="5600474"/>
-                          </a:xfrm>
-                          <a:prstGeom prst="rect">
-                            <a:avLst/>
-                          </a:prstGeom>
-                          <a:noFill/>
-                          <a:ln w="9525">
-                            <a:noFill/>
-                            <a:headEnd/>
-                            <a:tailEnd/>
-                          </a:ln>
-                        </pic:spPr>
-                      </pic:pic>
-                    </a:graphicData>
-                  </a:graphic>
-                </wp:inline>
-              </w:drawing>
-            </w:r>
-          </w:p>
-          <w:p>
-            <w:pPr>
-              <w:jc w:val="center"/>
-            </w:pPr>
-            <w:pPr>
-              <w:jc w:val="left"/>
-              <w:spacing w:before="200"/>
-              <w:pStyle w:val="ImageCaption"/>
-            </w:pPr>
-            <w:r>
-              <w:t xml:space="preserve">Figure 6: The squeeze by country, 1950-2025: modal age of the fertility schedule (points, shaded by the ASFR at the peak) and the ANR (line).</w:t>
-            </w:r>
-          </w:p>
-          <w:bookmarkEnd w:id="39"/>
-        </w:tc>
-      </w:tr>
-    </w:tbl>
-    <w:bookmarkEnd w:id="40"/>
-    <w:bookmarkStart w:id="45" w:name="X2cdaaaa0e68f57564f9bee7ddfa5d84d3a2617b"/>
-    <w:p>
-      <w:pPr>
-        <w:pStyle w:val="Heading1"/>
-      </w:pPr>
-      <w:r>
-        <w:t xml:space="preserve">S4. ANR trajectories, sensitivity, and the full last-cohort table</w:t>
-      </w:r>
-    </w:p>
-    <w:p>
-      <w:pPr>
-        <w:pStyle w:val="FirstParagraph"/>
-      </w:pPr>
-      <w:r>
-        <w:t xml:space="preserve">Per-country ANR trajectories at both thresholds are shown below: the</w:t>
-      </w:r>
-      <w:r>
-        <w:t xml:space="preserve"> </w:t>
-      </w:r>
-      <w:r>
-        <w:t xml:space="preserve">1/1000 boundary sits roughly two years above the primary 1/200 boundary</w:t>
-      </w:r>
-      <w:r>
-        <w:t xml:space="preserve"> </w:t>
-      </w:r>
-      <w:r>
-        <w:t xml:space="preserve">and moves in parallel, so the narrative in the main paper is not sensitive</w:t>
-      </w:r>
-      <w:r>
-        <w:t xml:space="preserve"> </w:t>
-      </w:r>
-      <w:r>
-        <w:t xml:space="preserve">to the choice. Late-fertility mass trajectories (cumulative ASFR at ages</w:t>
-      </w:r>
-      <w:r>
-        <w:t xml:space="preserve"> </w:t>
-      </w:r>
-      <w:r>
-        <w:t xml:space="preserve">40+ and 35+) are in the repository (</w:t>
-      </w:r>
-      <w:r>
-        <w:rPr>
-          <w:rStyle w:val="VerbatimChar"/>
-        </w:rPr>
-        <w:t xml:space="preserve">late_mass_trends.png</w:t>
-      </w:r>
-      <w:r>
-        <w:t xml:space="preserve">). The full</w:t>
-      </w:r>
-      <w:r>
-        <w:t xml:space="preserve"> </w:t>
-      </w:r>
-      <w:r>
-        <w:t xml:space="preserve">45-country version of the main paper’s last-cohort table is at</w:t>
-      </w:r>
-      <w:r>
-        <w:t xml:space="preserve"> </w:t>
-      </w:r>
-      <w:r>
-        <w:rPr>
-          <w:rStyle w:val="VerbatimChar"/>
-        </w:rPr>
-        <w:t xml:space="preserve">data/derived_2026/last_cohort_replacement.csv</w:t>
-      </w:r>
-      <w:r>
-        <w:t xml:space="preserve">.</w:t>
-      </w:r>
-      <w:r>
-        <w:t xml:space="preserve"> </w:t>
-      </w:r>
-      <w:r>
-        <w:t xml:space="preserve">Script:</w:t>
-      </w:r>
-      <w:r>
-        <w:t xml:space="preserve"> </w:t>
-      </w:r>
-      <w:r>
-        <w:rPr>
-          <w:rStyle w:val="VerbatimChar"/>
-        </w:rPr>
-        <w:t xml:space="preserve">scripts/wall_2026.R</w:t>
-      </w:r>
-      <w:r>
-        <w:t xml:space="preserve">.</w:t>
-      </w:r>
-    </w:p>
-    <w:tbl>
-      <w:tblPr>
-        <w:tblStyle w:val="Table"/>
-        <w:tblW w:type="pct" w:w="5000"/>
-        <w:tblLayout w:type="fixed"/>
-        <w:tblLook w:firstRow="0" w:lastRow="0" w:firstColumn="0" w:lastColumn="0" w:noHBand="0" w:noVBand="0" w:val="0000"/>
-      </w:tblPr>
-      <w:tblGrid>
-        <w:gridCol w:w="7920"/>
-      </w:tblGrid>
-      <w:tr>
-        <w:tc>
-          <w:tcPr/>
-          <w:bookmarkStart w:id="44" w:name="fig-s4"/>
-          <w:p>
-            <w:pPr>
-              <w:pStyle w:val="Compact"/>
-              <w:jc w:val="center"/>
-            </w:pPr>
-            <w:r>
-              <w:drawing>
-                <wp:inline>
-                  <wp:extent cx="5334000" cy="5334000"/>
-                  <wp:effectExtent b="0" l="0" r="0" t="0"/>
-                  <wp:docPr descr="" title="" id="42" name="Picture"/>
-                  <a:graphic>
-                    <a:graphicData uri="http://schemas.openxmlformats.org/drawingml/2006/picture">
-                      <pic:pic>
-                        <pic:nvPicPr>
-                          <pic:cNvPr descr="figures/wall_trajectories.png" id="43" name="Picture"/>
-                          <pic:cNvPicPr>
-                            <a:picLocks noChangeArrowheads="1" noChangeAspect="1"/>
-                          </pic:cNvPicPr>
-                        </pic:nvPicPr>
-                        <pic:blipFill>
-                          <a:blip r:embed="rId41"/>
+                          <a:blip r:embed="rId37"/>
                           <a:stretch>
                             <a:fillRect/>
                           </a:stretch>
@@ -1068,15 +1151,15 @@
               <w:pStyle w:val="ImageCaption"/>
             </w:pPr>
             <w:r>
-              <w:t xml:space="preserve">Figure 7: Effective ANR trajectories by country, 1950-2025: highest age with ASFR at or above 1/200 (solid) and 1/1000 (dashed).</w:t>
+              <w:t xml:space="preserve">Figure 6: Effective ANR trajectories by country, 1950-2025: highest age with ASFR at or above 1/200 (solid) and 1/1000 (dashed).</w:t>
             </w:r>
           </w:p>
-          <w:bookmarkEnd w:id="44"/>
+          <w:bookmarkEnd w:id="40"/>
         </w:tc>
       </w:tr>
     </w:tbl>
-    <w:bookmarkEnd w:id="45"/>
-    <w:bookmarkStart w:id="47" w:name="X676e9f60383ecbcedcaba57ac70e85702596846"/>
+    <w:bookmarkEnd w:id="41"/>
+    <w:bookmarkStart w:id="43" w:name="X676e9f60383ecbcedcaba57ac70e85702596846"/>
     <w:p>
       <w:pPr>
         <w:pStyle w:val="Heading1"/>
@@ -1104,7 +1187,7 @@
       <w:r>
         <w:t xml:space="preserve">(</w:t>
       </w:r>
-      <w:hyperlink r:id="rId46">
+      <w:hyperlink r:id="rId42">
         <w:r>
           <w:rPr>
             <w:rStyle w:val="Hyperlink"/>
@@ -1531,8 +1614,8 @@
         <w:t xml:space="preserve">downloaded; the main paper deliberately runs none of its estimators.</w:t>
       </w:r>
     </w:p>
-    <w:bookmarkEnd w:id="47"/>
-    <w:bookmarkStart w:id="48" w:name="s6.-covid-19-on-the-surfaces"/>
+    <w:bookmarkEnd w:id="43"/>
+    <w:bookmarkStart w:id="44" w:name="s6.-covid-19-on-the-surfaces"/>
     <w:p>
       <w:pPr>
         <w:pStyle w:val="Heading1"/>
@@ -1570,7 +1653,13 @@
         <w:t xml:space="preserve"> </w:t>
       </w:r>
       <w:r>
-        <w:t xml:space="preserve">through the pandemic years in the per-country trajectories of S3 and S4.</w:t>
+        <w:t xml:space="preserve">through the pandemic years in the per-country trajectories of the main</w:t>
+      </w:r>
+      <w:r>
+        <w:t xml:space="preserve"> </w:t>
+      </w:r>
+      <w:r>
+        <w:t xml:space="preserve">paper’s 45-country squeeze figure and of S4.</w:t>
       </w:r>
       <w:r>
         <w:t xml:space="preserve"> </w:t>
@@ -1597,8 +1686,8 @@
         <w:t xml:space="preserve">and treats pandemic-era displays as exploratory.</w:t>
       </w:r>
     </w:p>
-    <w:bookmarkEnd w:id="48"/>
-    <w:bookmarkStart w:id="57" w:name="X7187d9bc53c056cb31dcff18deccff5ddd1fc6f"/>
+    <w:bookmarkEnd w:id="44"/>
+    <w:bookmarkStart w:id="53" w:name="X7187d9bc53c056cb31dcff18deccff5ddd1fc6f"/>
     <w:p>
       <w:pPr>
         <w:pStyle w:val="Heading1"/>
@@ -1747,7 +1836,199 @@
       <w:tr>
         <w:tc>
           <w:tcPr/>
-          <w:bookmarkStart w:id="52" w:name="fig-s7a"/>
+          <w:bookmarkStart w:id="48" w:name="fig-s7a"/>
+          <w:p>
+            <w:pPr>
+              <w:pStyle w:val="Compact"/>
+              <w:jc w:val="center"/>
+            </w:pPr>
+            <w:r>
+              <w:drawing>
+                <wp:inline>
+                  <wp:extent cx="5334000" cy="4730641"/>
+                  <wp:effectExtent b="0" l="0" r="0" t="0"/>
+                  <wp:docPr descr="" title="" id="46" name="Picture"/>
+                  <a:graphic>
+                    <a:graphicData uri="http://schemas.openxmlformats.org/drawingml/2006/picture">
+                      <pic:pic>
+                        <pic:nvPicPr>
+                          <pic:cNvPr descr="figures/pattaro2020_fig2_published.png" id="47" name="Picture"/>
+                          <pic:cNvPicPr>
+                            <a:picLocks noChangeArrowheads="1" noChangeAspect="1"/>
+                          </pic:cNvPicPr>
+                        </pic:nvPicPr>
+                        <pic:blipFill>
+                          <a:blip r:embed="rId45"/>
+                          <a:stretch>
+                            <a:fillRect/>
+                          </a:stretch>
+                        </pic:blipFill>
+                        <pic:spPr bwMode="auto">
+                          <a:xfrm>
+                            <a:off x="0" y="0"/>
+                            <a:ext cx="5334000" cy="4730641"/>
+                          </a:xfrm>
+                          <a:prstGeom prst="rect">
+                            <a:avLst/>
+                          </a:prstGeom>
+                          <a:noFill/>
+                          <a:ln w="9525">
+                            <a:noFill/>
+                            <a:headEnd/>
+                            <a:tailEnd/>
+                          </a:ln>
+                        </pic:spPr>
+                      </pic:pic>
+                    </a:graphicData>
+                  </a:graphic>
+                </wp:inline>
+              </w:drawing>
+            </w:r>
+          </w:p>
+          <w:p>
+            <w:pPr>
+              <w:jc w:val="center"/>
+            </w:pPr>
+            <w:pPr>
+              <w:jc w:val="left"/>
+              <w:spacing w:before="200"/>
+              <w:pStyle w:val="ImageCaption"/>
+            </w:pPr>
+            <w:r>
+              <w:t xml:space="preserve">Figure 7: Figure 2 of</w:t>
+            </w:r>
+            <w:r>
+              <w:t xml:space="preserve"> </w:t>
+            </w:r>
+            <w:r>
+              <w:t xml:space="preserve">Pattaro et al. (2020)</w:t>
+            </w:r>
+            <w:r>
+              <w:t xml:space="preserve"> </w:t>
+            </w:r>
+            <w:r>
+              <w:t xml:space="preserve">as published (CC BY 3.0 DE): composite fertility lattice plots for Norway and the United States with the original annotations.</w:t>
+            </w:r>
+          </w:p>
+          <w:bookmarkEnd w:id="48"/>
+        </w:tc>
+      </w:tr>
+    </w:tbl>
+    <w:p>
+      <w:pPr>
+        <w:pStyle w:val="BodyText"/>
+      </w:pPr>
+      <w:r>
+        <w:t xml:space="preserve">The extrapolations were drawn explicitly in a pre-publication working</w:t>
+      </w:r>
+      <w:r>
+        <w:t xml:space="preserve"> </w:t>
+      </w:r>
+      <w:r>
+        <w:t xml:space="preserve">version of the figure, publicly timestamped in the project repository in</w:t>
+      </w:r>
+      <w:r>
+        <w:t xml:space="preserve"> </w:t>
+      </w:r>
+      <w:r>
+        <w:t xml:space="preserve">September 2018, as dotted lines labelled</w:t>
+      </w:r>
+      <w:r>
+        <w:t xml:space="preserve"> </w:t>
+      </w:r>
+      <w:r>
+        <w:t xml:space="preserve">“speculative extrapolation of</w:t>
+      </w:r>
+      <w:r>
+        <w:t xml:space="preserve"> </w:t>
+      </w:r>
+      <w:r>
+        <w:t xml:space="preserve">replacement contour”</w:t>
+      </w:r>
+      <w:r>
+        <w:t xml:space="preserve">: for Norway holding near age 43 for a further decade</w:t>
+      </w:r>
+      <w:r>
+        <w:t xml:space="preserve"> </w:t>
+      </w:r>
+      <w:r>
+        <w:t xml:space="preserve">of cohorts before turning vertical; for the United States continuing</w:t>
+      </w:r>
+      <w:r>
+        <w:t xml:space="preserve"> </w:t>
+      </w:r>
+      <w:r>
+        <w:t xml:space="preserve">nearly flat, near age 37-38, to the panel’s edge. The drawn lines were dropped in</w:t>
+      </w:r>
+      <w:r>
+        <w:t xml:space="preserve"> </w:t>
+      </w:r>
+      <w:r>
+        <w:t xml:space="preserve">revision; the published text retained their verbal equivalents. The</w:t>
+      </w:r>
+      <w:r>
+        <w:t xml:space="preserve"> </w:t>
+      </w:r>
+      <w:r>
+        <w:t xml:space="preserve">working figure uses a draft-era colour palette that differs from the</w:t>
+      </w:r>
+      <w:r>
+        <w:t xml:space="preserve"> </w:t>
+      </w:r>
+      <w:r>
+        <w:t xml:space="preserve">published specification - one reason the main paper re-renders the</w:t>
+      </w:r>
+      <w:r>
+        <w:t xml:space="preserve"> </w:t>
+      </w:r>
+      <w:r>
+        <w:t xml:space="preserve">2020-vintage data (repository tag</w:t>
+      </w:r>
+      <w:r>
+        <w:t xml:space="preserve"> </w:t>
+      </w:r>
+      <w:r>
+        <w:rPr>
+          <w:rStyle w:val="VerbatimChar"/>
+        </w:rPr>
+        <w:t xml:space="preserve">demres-2020</w:t>
+      </w:r>
+      <w:r>
+        <w:t xml:space="preserve">,</w:t>
+      </w:r>
+      <w:r>
+        <w:t xml:space="preserve"> </w:t>
+      </w:r>
+      <w:r>
+        <w:rPr>
+          <w:rStyle w:val="VerbatimChar"/>
+        </w:rPr>
+        <w:t xml:space="preserve">data/data_combined_and_standardised.csv</w:t>
+      </w:r>
+      <w:r>
+        <w:t xml:space="preserve">) in the current specification</w:t>
+      </w:r>
+      <w:r>
+        <w:t xml:space="preserve"> </w:t>
+      </w:r>
+      <w:r>
+        <w:t xml:space="preserve">rather than reproducing this figure in the comparison.</w:t>
+      </w:r>
+    </w:p>
+    <w:tbl>
+      <w:tblPr>
+        <w:tblStyle w:val="Table"/>
+        <w:tblW w:type="pct" w:w="5000"/>
+        <w:tblLayout w:type="fixed"/>
+        <w:tblLook w:firstRow="0" w:lastRow="0" w:firstColumn="0" w:lastColumn="0" w:noHBand="0" w:noVBand="0" w:val="0000"/>
+      </w:tblPr>
+      <w:tblGrid>
+        <w:gridCol w:w="7920"/>
+      </w:tblGrid>
+      <w:tr>
+        <w:tc>
+          <w:tcPr/>
+          <w:bookmarkStart w:id="52" w:name="fig-s7b"/>
           <w:p>
             <w:pPr>
               <w:pStyle w:val="Compact"/>
@@ -1763,7 +2044,7 @@
                     <a:graphicData uri="http://schemas.openxmlformats.org/drawingml/2006/picture">
                       <pic:pic>
                         <pic:nvPicPr>
-                          <pic:cNvPr descr="figures/pattaro2020_fig2_published.png" id="51" name="Picture"/>
+                          <pic:cNvPr descr="figures/usanor_extrapolation_2018draft.png" id="51" name="Picture"/>
                           <pic:cNvPicPr>
                             <a:picLocks noChangeArrowheads="1" noChangeAspect="1"/>
                           </pic:cNvPicPr>
@@ -1806,19 +2087,19 @@
               <w:pStyle w:val="ImageCaption"/>
             </w:pPr>
             <w:r>
-              <w:t xml:space="preserve">Figure 8: Figure 2 of</w:t>
+              <w:t xml:space="preserve">Figure 8: Pre-publication working version (project repository, September 2018), with the drawn</w:t>
             </w:r>
             <w:r>
               <w:t xml:space="preserve"> </w:t>
             </w:r>
             <w:r>
-              <w:t xml:space="preserve">Pattaro et al. (2020)</w:t>
+              <w:t xml:space="preserve">“speculative extrapolation”</w:t>
             </w:r>
             <w:r>
               <w:t xml:space="preserve"> </w:t>
             </w:r>
             <w:r>
-              <w:t xml:space="preserve">as published (CC BY 3.0 DE): composite fertility lattice plots for Norway and the United States with the original annotations.</w:t>
+              <w:t xml:space="preserve">lines.</w:t>
             </w:r>
           </w:p>
           <w:bookmarkEnd w:id="52"/>
@@ -1830,82 +2111,51 @@
         <w:pStyle w:val="BodyText"/>
       </w:pPr>
       <w:r>
-        <w:t xml:space="preserve">The extrapolations were drawn explicitly in a pre-publication working</w:t>
-      </w:r>
-      <w:r>
-        <w:t xml:space="preserve"> </w:t>
-      </w:r>
-      <w:r>
-        <w:t xml:space="preserve">version of the figure, publicly timestamped in the project repository in</w:t>
-      </w:r>
-      <w:r>
-        <w:t xml:space="preserve"> </w:t>
-      </w:r>
-      <w:r>
-        <w:t xml:space="preserve">September 2018, as dotted lines labelled</w:t>
-      </w:r>
-      <w:r>
-        <w:t xml:space="preserve"> </w:t>
-      </w:r>
-      <w:r>
-        <w:t xml:space="preserve">“speculative extrapolation of</w:t>
-      </w:r>
-      <w:r>
-        <w:t xml:space="preserve"> </w:t>
-      </w:r>
-      <w:r>
-        <w:t xml:space="preserve">replacement contour”</w:t>
-      </w:r>
-      <w:r>
-        <w:t xml:space="preserve">: for Norway holding near age 43 for a further decade</w:t>
-      </w:r>
-      <w:r>
-        <w:t xml:space="preserve"> </w:t>
-      </w:r>
-      <w:r>
-        <w:t xml:space="preserve">of cohorts before turning vertical; for the United States continuing</w:t>
-      </w:r>
-      <w:r>
-        <w:t xml:space="preserve"> </w:t>
-      </w:r>
-      <w:r>
-        <w:t xml:space="preserve">nearly flat, near age 37-38, to the panel’s edge. The drawn lines were dropped in</w:t>
-      </w:r>
-      <w:r>
-        <w:t xml:space="preserve"> </w:t>
-      </w:r>
-      <w:r>
-        <w:t xml:space="preserve">revision; the published text retained their verbal equivalents. The</w:t>
-      </w:r>
-      <w:r>
-        <w:t xml:space="preserve"> </w:t>
-      </w:r>
-      <w:r>
-        <w:t xml:space="preserve">working figure uses a draft-era colour palette that differs from the</w:t>
-      </w:r>
-      <w:r>
-        <w:t xml:space="preserve"> </w:t>
-      </w:r>
-      <w:r>
-        <w:t xml:space="preserve">published specification - one reason the main paper re-renders the</w:t>
-      </w:r>
-      <w:r>
-        <w:t xml:space="preserve"> </w:t>
-      </w:r>
-      <w:r>
-        <w:t xml:space="preserve">2020-vintage data (repository tag</w:t>
-      </w:r>
-      <w:r>
-        <w:t xml:space="preserve"> </w:t>
+        <w:t xml:space="preserve">The magenta lines in the main paper’s forecast check are digitized</w:t>
+      </w:r>
+      <w:r>
+        <w:t xml:space="preserve"> </w:t>
+      </w:r>
+      <w:r>
+        <w:t xml:space="preserve">programmatically from</w:t>
+      </w:r>
+      <w:r>
+        <w:t xml:space="preserve"> </w:t>
+      </w:r>
+      <w:hyperlink w:anchor="fig-s7b">
+        <w:r>
+          <w:rPr>
+            <w:rStyle w:val="Hyperlink"/>
+          </w:rPr>
+          <w:t xml:space="preserve">Figure 8</w:t>
+        </w:r>
+      </w:hyperlink>
+      <w:r>
+        <w:t xml:space="preserve"> </w:t>
+      </w:r>
+      <w:r>
+        <w:t xml:space="preserve">by pixel extraction with tick-mark</w:t>
+      </w:r>
+      <w:r>
+        <w:t xml:space="preserve"> </w:t>
+      </w:r>
+      <w:r>
+        <w:t xml:space="preserve">calibration (</w:t>
       </w:r>
       <w:r>
         <w:rPr>
           <w:rStyle w:val="VerbatimChar"/>
         </w:rPr>
-        <w:t xml:space="preserve">demres-2020</w:t>
-      </w:r>
-      <w:r>
-        <w:t xml:space="preserve">,</w:t>
+        <w:t xml:space="preserve">scripts/extract_2018_extrapolation.py</w:t>
+      </w:r>
+      <w:r>
+        <w:t xml:space="preserve">, with a QC overlay</w:t>
+      </w:r>
+      <w:r>
+        <w:t xml:space="preserve"> </w:t>
+      </w:r>
+      <w:r>
+        <w:t xml:space="preserve">in the repository); the coordinates are at</w:t>
       </w:r>
       <w:r>
         <w:t xml:space="preserve"> </w:t>
@@ -1914,16 +2164,157 @@
         <w:rPr>
           <w:rStyle w:val="VerbatimChar"/>
         </w:rPr>
-        <w:t xml:space="preserve">data/data_combined_and_standardised.csv</w:t>
-      </w:r>
-      <w:r>
-        <w:t xml:space="preserve">) in the current specification</w:t>
-      </w:r>
-      <w:r>
-        <w:t xml:space="preserve"> </w:t>
-      </w:r>
-      <w:r>
-        <w:t xml:space="preserve">rather than reproducing this figure in the comparison.</w:t>
+        <w:t xml:space="preserve">data/derived_2026/extrapolation_2018_digitized.csv</w:t>
+      </w:r>
+      <w:r>
+        <w:t xml:space="preserve">.</w:t>
+      </w:r>
+    </w:p>
+    <w:bookmarkEnd w:id="53"/>
+    <w:bookmarkStart w:id="58" w:name="s8.-the-vanished-us-plateau"/>
+    <w:p>
+      <w:pPr>
+        <w:pStyle w:val="Heading1"/>
+      </w:pPr>
+      <w:r>
+        <w:t xml:space="preserve">S8. The vanished US plateau</w:t>
+      </w:r>
+    </w:p>
+    <w:p>
+      <w:pPr>
+        <w:pStyle w:val="FirstParagraph"/>
+      </w:pPr>
+      <w:r>
+        <w:t xml:space="preserve">The United States was historically unusual for a flat-peaked - potentially</w:t>
+      </w:r>
+      <w:r>
+        <w:t xml:space="preserve"> </w:t>
+      </w:r>
+      <w:r>
+        <w:t xml:space="preserve">bimodal, subgroup-mixture - ASFR age profile, which is why the AAPF’s</w:t>
+      </w:r>
+      <w:r>
+        <w:t xml:space="preserve"> </w:t>
+      </w:r>
+      <w:r>
+        <w:t xml:space="preserve">tie-to-youngest rule matters there and why the US is not used as the</w:t>
+      </w:r>
+      <w:r>
+        <w:t xml:space="preserve"> </w:t>
+      </w:r>
+      <w:r>
+        <w:t xml:space="preserve">terrain example in the main paper. Operationalising plateau width as the</w:t>
+      </w:r>
+      <w:r>
+        <w:t xml:space="preserve"> </w:t>
+      </w:r>
+      <w:r>
+        <w:t xml:space="preserve">number of single-year ages whose ASFR is within 90% of that year’s</w:t>
+      </w:r>
+      <w:r>
+        <w:t xml:space="preserve"> </w:t>
+      </w:r>
+      <w:r>
+        <w:t xml:space="preserve">maximum, and calling a country-year a plateau year at width 9 or more:</w:t>
+      </w:r>
+      <w:r>
+        <w:t xml:space="preserve"> </w:t>
+      </w:r>
+      <w:r>
+        <w:t xml:space="preserve">the United States had thirteen plateau years, 1992-2006 - by far the</w:t>
+      </w:r>
+      <w:r>
+        <w:t xml:space="preserve"> </w:t>
+      </w:r>
+      <w:r>
+        <w:t xml:space="preserve">longest run in the panel (the next longest is Albania’s six years in the</w:t>
+      </w:r>
+      <w:r>
+        <w:t xml:space="preserve"> </w:t>
+      </w:r>
+      <w:r>
+        <w:t xml:space="preserve">1950s-60s; only five countries have any). The plateau collapsed from the</w:t>
+      </w:r>
+      <w:r>
+        <w:t xml:space="preserve"> </w:t>
+      </w:r>
+      <w:r>
+        <w:t xml:space="preserve">left after the late 2000s with the teen and early-twenties fertility</w:t>
+      </w:r>
+      <w:r>
+        <w:t xml:space="preserve"> </w:t>
+      </w:r>
+      <w:r>
+        <w:t xml:space="preserve">decline, and by the 2020s the US profile is a conventional late single</w:t>
+      </w:r>
+      <w:r>
+        <w:t xml:space="preserve"> </w:t>
+      </w:r>
+      <w:r>
+        <w:t xml:space="preserve">peak (median width 6, matching its pre-1990 value). Total-schedule</w:t>
+      </w:r>
+      <w:r>
+        <w:t xml:space="preserve"> </w:t>
+      </w:r>
+      <w:r>
+        <w:t xml:space="preserve">analysis cannot distinguish subgroup convergence from early-subgroup</w:t>
+      </w:r>
+      <w:r>
+        <w:t xml:space="preserve"> </w:t>
+      </w:r>
+      <w:r>
+        <w:t xml:space="preserve">collapse; birth-order data would</w:t>
+      </w:r>
+      <w:r>
+        <w:t xml:space="preserve"> </w:t>
+      </w:r>
+      <w:r>
+        <w:t xml:space="preserve">(Zeman et al. 2018)</w:t>
+      </w:r>
+      <w:r>
+        <w:t xml:space="preserve">, and the by-birth-order</w:t>
+      </w:r>
+      <w:r>
+        <w:t xml:space="preserve"> </w:t>
+      </w:r>
+      <w:r>
+        <w:t xml:space="preserve">collections already assembled in the repository are the natural extension.</w:t>
+      </w:r>
+      <w:r>
+        <w:t xml:space="preserve"> </w:t>
+      </w:r>
+      <w:r>
+        <w:t xml:space="preserve">Derived data:</w:t>
+      </w:r>
+      <w:r>
+        <w:t xml:space="preserve"> </w:t>
+      </w:r>
+      <w:r>
+        <w:rPr>
+          <w:rStyle w:val="VerbatimChar"/>
+        </w:rPr>
+        <w:t xml:space="preserve">data/derived_2026/plateau_width_by_country_year.csv</w:t>
+      </w:r>
+      <w:r>
+        <w:t xml:space="preserve">.</w:t>
+      </w:r>
+      <w:r>
+        <w:t xml:space="preserve"> </w:t>
+      </w:r>
+      <w:r>
+        <w:t xml:space="preserve">Script:</w:t>
+      </w:r>
+      <w:r>
+        <w:t xml:space="preserve"> </w:t>
+      </w:r>
+      <w:r>
+        <w:rPr>
+          <w:rStyle w:val="VerbatimChar"/>
+        </w:rPr>
+        <w:t xml:space="preserve">scripts/us_plateau_2026.R</w:t>
+      </w:r>
+      <w:r>
+        <w:t xml:space="preserve">.</w:t>
       </w:r>
     </w:p>
     <w:tbl>
@@ -1939,7 +2330,7 @@
       <w:tr>
         <w:tc>
           <w:tcPr/>
-          <w:bookmarkStart w:id="56" w:name="fig-s7b"/>
+          <w:bookmarkStart w:id="57" w:name="fig-s8"/>
           <w:p>
             <w:pPr>
               <w:pStyle w:val="Compact"/>
@@ -1948,322 +2339,20 @@
             <w:r>
               <w:drawing>
                 <wp:inline>
-                  <wp:extent cx="5334000" cy="4730641"/>
+                  <wp:extent cx="5334000" cy="3556836"/>
                   <wp:effectExtent b="0" l="0" r="0" t="0"/>
-                  <wp:docPr descr="" title="" id="54" name="Picture"/>
+                  <wp:docPr descr="" title="" id="55" name="Picture"/>
                   <a:graphic>
                     <a:graphicData uri="http://schemas.openxmlformats.org/drawingml/2006/picture">
                       <pic:pic>
                         <pic:nvPicPr>
-                          <pic:cNvPr descr="figures/usanor_extrapolation_2018draft.png" id="55" name="Picture"/>
+                          <pic:cNvPr descr="figures/us_plateau_width.png" id="56" name="Picture"/>
                           <pic:cNvPicPr>
                             <a:picLocks noChangeArrowheads="1" noChangeAspect="1"/>
                           </pic:cNvPicPr>
                         </pic:nvPicPr>
                         <pic:blipFill>
-                          <a:blip r:embed="rId53"/>
-                          <a:stretch>
-                            <a:fillRect/>
-                          </a:stretch>
-                        </pic:blipFill>
-                        <pic:spPr bwMode="auto">
-                          <a:xfrm>
-                            <a:off x="0" y="0"/>
-                            <a:ext cx="5334000" cy="4730641"/>
-                          </a:xfrm>
-                          <a:prstGeom prst="rect">
-                            <a:avLst/>
-                          </a:prstGeom>
-                          <a:noFill/>
-                          <a:ln w="9525">
-                            <a:noFill/>
-                            <a:headEnd/>
-                            <a:tailEnd/>
-                          </a:ln>
-                        </pic:spPr>
-                      </pic:pic>
-                    </a:graphicData>
-                  </a:graphic>
-                </wp:inline>
-              </w:drawing>
-            </w:r>
-          </w:p>
-          <w:p>
-            <w:pPr>
-              <w:jc w:val="center"/>
-            </w:pPr>
-            <w:pPr>
-              <w:jc w:val="left"/>
-              <w:spacing w:before="200"/>
-              <w:pStyle w:val="ImageCaption"/>
-            </w:pPr>
-            <w:r>
-              <w:t xml:space="preserve">Figure 9: Pre-publication working version (project repository, September 2018), with the drawn</w:t>
-            </w:r>
-            <w:r>
-              <w:t xml:space="preserve"> </w:t>
-            </w:r>
-            <w:r>
-              <w:t xml:space="preserve">“speculative extrapolation”</w:t>
-            </w:r>
-            <w:r>
-              <w:t xml:space="preserve"> </w:t>
-            </w:r>
-            <w:r>
-              <w:t xml:space="preserve">lines.</w:t>
-            </w:r>
-          </w:p>
-          <w:bookmarkEnd w:id="56"/>
-        </w:tc>
-      </w:tr>
-    </w:tbl>
-    <w:p>
-      <w:pPr>
-        <w:pStyle w:val="BodyText"/>
-      </w:pPr>
-      <w:r>
-        <w:t xml:space="preserve">The magenta lines in the main paper’s forecast check are digitized</w:t>
-      </w:r>
-      <w:r>
-        <w:t xml:space="preserve"> </w:t>
-      </w:r>
-      <w:r>
-        <w:t xml:space="preserve">programmatically from</w:t>
-      </w:r>
-      <w:r>
-        <w:t xml:space="preserve"> </w:t>
-      </w:r>
-      <w:hyperlink w:anchor="fig-s7b">
-        <w:r>
-          <w:rPr>
-            <w:rStyle w:val="Hyperlink"/>
-          </w:rPr>
-          <w:t xml:space="preserve">Figure 9</w:t>
-        </w:r>
-      </w:hyperlink>
-      <w:r>
-        <w:t xml:space="preserve"> </w:t>
-      </w:r>
-      <w:r>
-        <w:t xml:space="preserve">by pixel extraction with tick-mark</w:t>
-      </w:r>
-      <w:r>
-        <w:t xml:space="preserve"> </w:t>
-      </w:r>
-      <w:r>
-        <w:t xml:space="preserve">calibration (</w:t>
-      </w:r>
-      <w:r>
-        <w:rPr>
-          <w:rStyle w:val="VerbatimChar"/>
-        </w:rPr>
-        <w:t xml:space="preserve">scripts/extract_2018_extrapolation.py</w:t>
-      </w:r>
-      <w:r>
-        <w:t xml:space="preserve">, with a QC overlay</w:t>
-      </w:r>
-      <w:r>
-        <w:t xml:space="preserve"> </w:t>
-      </w:r>
-      <w:r>
-        <w:t xml:space="preserve">in the repository); the coordinates are at</w:t>
-      </w:r>
-      <w:r>
-        <w:t xml:space="preserve"> </w:t>
-      </w:r>
-      <w:r>
-        <w:rPr>
-          <w:rStyle w:val="VerbatimChar"/>
-        </w:rPr>
-        <w:t xml:space="preserve">data/derived_2026/extrapolation_2018_digitized.csv</w:t>
-      </w:r>
-      <w:r>
-        <w:t xml:space="preserve">.</w:t>
-      </w:r>
-    </w:p>
-    <w:bookmarkEnd w:id="57"/>
-    <w:bookmarkStart w:id="62" w:name="s8.-the-vanished-us-plateau"/>
-    <w:p>
-      <w:pPr>
-        <w:pStyle w:val="Heading1"/>
-      </w:pPr>
-      <w:r>
-        <w:t xml:space="preserve">S8. The vanished US plateau</w:t>
-      </w:r>
-    </w:p>
-    <w:p>
-      <w:pPr>
-        <w:pStyle w:val="FirstParagraph"/>
-      </w:pPr>
-      <w:r>
-        <w:t xml:space="preserve">The United States was historically unusual for a flat-peaked - potentially</w:t>
-      </w:r>
-      <w:r>
-        <w:t xml:space="preserve"> </w:t>
-      </w:r>
-      <w:r>
-        <w:t xml:space="preserve">bimodal, subgroup-mixture - ASFR age profile, which is why the AAPF’s</w:t>
-      </w:r>
-      <w:r>
-        <w:t xml:space="preserve"> </w:t>
-      </w:r>
-      <w:r>
-        <w:t xml:space="preserve">tie-to-youngest rule matters there and why the US is not used as the</w:t>
-      </w:r>
-      <w:r>
-        <w:t xml:space="preserve"> </w:t>
-      </w:r>
-      <w:r>
-        <w:t xml:space="preserve">terrain example in the main paper. Operationalising plateau width as the</w:t>
-      </w:r>
-      <w:r>
-        <w:t xml:space="preserve"> </w:t>
-      </w:r>
-      <w:r>
-        <w:t xml:space="preserve">number of single-year ages whose ASFR is within 90% of that year’s</w:t>
-      </w:r>
-      <w:r>
-        <w:t xml:space="preserve"> </w:t>
-      </w:r>
-      <w:r>
-        <w:t xml:space="preserve">maximum, and calling a country-year a plateau year at width 9 or more:</w:t>
-      </w:r>
-      <w:r>
-        <w:t xml:space="preserve"> </w:t>
-      </w:r>
-      <w:r>
-        <w:t xml:space="preserve">the United States had thirteen plateau years, 1992-2006 - by far the</w:t>
-      </w:r>
-      <w:r>
-        <w:t xml:space="preserve"> </w:t>
-      </w:r>
-      <w:r>
-        <w:t xml:space="preserve">longest run in the panel (the next longest is Albania’s six years in the</w:t>
-      </w:r>
-      <w:r>
-        <w:t xml:space="preserve"> </w:t>
-      </w:r>
-      <w:r>
-        <w:t xml:space="preserve">1950s-60s; only five countries have any). The plateau collapsed from the</w:t>
-      </w:r>
-      <w:r>
-        <w:t xml:space="preserve"> </w:t>
-      </w:r>
-      <w:r>
-        <w:t xml:space="preserve">left after the late 2000s with the teen and early-twenties fertility</w:t>
-      </w:r>
-      <w:r>
-        <w:t xml:space="preserve"> </w:t>
-      </w:r>
-      <w:r>
-        <w:t xml:space="preserve">decline, and by the 2020s the US profile is a conventional late single</w:t>
-      </w:r>
-      <w:r>
-        <w:t xml:space="preserve"> </w:t>
-      </w:r>
-      <w:r>
-        <w:t xml:space="preserve">peak (median width 6, matching its pre-1990 value). Total-schedule</w:t>
-      </w:r>
-      <w:r>
-        <w:t xml:space="preserve"> </w:t>
-      </w:r>
-      <w:r>
-        <w:t xml:space="preserve">analysis cannot distinguish subgroup convergence from early-subgroup</w:t>
-      </w:r>
-      <w:r>
-        <w:t xml:space="preserve"> </w:t>
-      </w:r>
-      <w:r>
-        <w:t xml:space="preserve">collapse; birth-order data would</w:t>
-      </w:r>
-      <w:r>
-        <w:t xml:space="preserve"> </w:t>
-      </w:r>
-      <w:r>
-        <w:t xml:space="preserve">(Zeman et al. 2018)</w:t>
-      </w:r>
-      <w:r>
-        <w:t xml:space="preserve">, and the by-birth-order</w:t>
-      </w:r>
-      <w:r>
-        <w:t xml:space="preserve"> </w:t>
-      </w:r>
-      <w:r>
-        <w:t xml:space="preserve">collections already assembled in the repository are the natural extension.</w:t>
-      </w:r>
-      <w:r>
-        <w:t xml:space="preserve"> </w:t>
-      </w:r>
-      <w:r>
-        <w:t xml:space="preserve">Derived data:</w:t>
-      </w:r>
-      <w:r>
-        <w:t xml:space="preserve"> </w:t>
-      </w:r>
-      <w:r>
-        <w:rPr>
-          <w:rStyle w:val="VerbatimChar"/>
-        </w:rPr>
-        <w:t xml:space="preserve">data/derived_2026/plateau_width_by_country_year.csv</w:t>
-      </w:r>
-      <w:r>
-        <w:t xml:space="preserve">.</w:t>
-      </w:r>
-      <w:r>
-        <w:t xml:space="preserve"> </w:t>
-      </w:r>
-      <w:r>
-        <w:t xml:space="preserve">Script:</w:t>
-      </w:r>
-      <w:r>
-        <w:t xml:space="preserve"> </w:t>
-      </w:r>
-      <w:r>
-        <w:rPr>
-          <w:rStyle w:val="VerbatimChar"/>
-        </w:rPr>
-        <w:t xml:space="preserve">scripts/us_plateau_2026.R</w:t>
-      </w:r>
-      <w:r>
-        <w:t xml:space="preserve">.</w:t>
-      </w:r>
-    </w:p>
-    <w:tbl>
-      <w:tblPr>
-        <w:tblStyle w:val="Table"/>
-        <w:tblW w:type="pct" w:w="5000"/>
-        <w:tblLayout w:type="fixed"/>
-        <w:tblLook w:firstRow="0" w:lastRow="0" w:firstColumn="0" w:lastColumn="0" w:noHBand="0" w:noVBand="0" w:val="0000"/>
-      </w:tblPr>
-      <w:tblGrid>
-        <w:gridCol w:w="7920"/>
-      </w:tblGrid>
-      <w:tr>
-        <w:tc>
-          <w:tcPr/>
-          <w:bookmarkStart w:id="61" w:name="fig-s8"/>
-          <w:p>
-            <w:pPr>
-              <w:pStyle w:val="Compact"/>
-              <w:jc w:val="center"/>
-            </w:pPr>
-            <w:r>
-              <w:drawing>
-                <wp:inline>
-                  <wp:extent cx="5334000" cy="3556836"/>
-                  <wp:effectExtent b="0" l="0" r="0" t="0"/>
-                  <wp:docPr descr="" title="" id="59" name="Picture"/>
-                  <a:graphic>
-                    <a:graphicData uri="http://schemas.openxmlformats.org/drawingml/2006/picture">
-                      <pic:pic>
-                        <pic:nvPicPr>
-                          <pic:cNvPr descr="figures/us_plateau_width.png" id="60" name="Picture"/>
-                          <pic:cNvPicPr>
-                            <a:picLocks noChangeArrowheads="1" noChangeAspect="1"/>
-                          </pic:cNvPicPr>
-                        </pic:nvPicPr>
-                        <pic:blipFill>
-                          <a:blip r:embed="rId58"/>
+                          <a:blip r:embed="rId54"/>
                           <a:stretch>
                             <a:fillRect/>
                           </a:stretch>
@@ -2300,15 +2389,15 @@
               <w:pStyle w:val="ImageCaption"/>
             </w:pPr>
             <w:r>
-              <w:t xml:space="preserve">Figure 10: Width of the near-peak age range (ages within 90% of the year’s peak ASFR): United States versus the 45-country median, 1950-2025. Dashed line: the plateau criterion (9 ages).</w:t>
+              <w:t xml:space="preserve">Figure 9: Width of the near-peak age range (ages within 90% of the year’s peak ASFR): United States versus the 45-country median, 1950-2025. Dashed line: the plateau criterion (9 ages).</w:t>
             </w:r>
           </w:p>
-          <w:bookmarkEnd w:id="61"/>
+          <w:bookmarkEnd w:id="57"/>
         </w:tc>
       </w:tr>
     </w:tbl>
-    <w:bookmarkEnd w:id="62"/>
-    <w:bookmarkStart w:id="87" w:name="references"/>
+    <w:bookmarkEnd w:id="58"/>
+    <w:bookmarkStart w:id="83" w:name="references"/>
     <w:p>
       <w:pPr>
         <w:pStyle w:val="Heading1"/>
@@ -2317,8 +2406,8 @@
         <w:t xml:space="preserve">References</w:t>
       </w:r>
     </w:p>
-    <w:bookmarkStart w:id="86" w:name="refs"/>
-    <w:bookmarkStart w:id="64" w:name="ref-billari2019broadband"/>
+    <w:bookmarkStart w:id="82" w:name="refs"/>
+    <w:bookmarkStart w:id="60" w:name="ref-billari2019broadband"/>
     <w:p>
       <w:pPr>
         <w:pStyle w:val="Bibliography"/>
@@ -2351,7 +2440,7 @@
       <w:r>
         <w:t xml:space="preserve"> </w:t>
       </w:r>
-      <w:hyperlink r:id="rId63">
+      <w:hyperlink r:id="rId59">
         <w:r>
           <w:rPr>
             <w:rStyle w:val="Hyperlink"/>
@@ -2363,8 +2452,8 @@
         <w:t xml:space="preserve">.</w:t>
       </w:r>
     </w:p>
-    <w:bookmarkEnd w:id="64"/>
-    <w:bookmarkStart w:id="66" w:name="ref-bongaartswatkins1996"/>
+    <w:bookmarkEnd w:id="60"/>
+    <w:bookmarkStart w:id="62" w:name="ref-bongaartswatkins1996"/>
     <w:p>
       <w:pPr>
         <w:pStyle w:val="Bibliography"/>
@@ -2397,7 +2486,7 @@
       <w:r>
         <w:t xml:space="preserve"> </w:t>
       </w:r>
-      <w:hyperlink r:id="rId65">
+      <w:hyperlink r:id="rId61">
         <w:r>
           <w:rPr>
             <w:rStyle w:val="Hyperlink"/>
@@ -2409,8 +2498,8 @@
         <w:t xml:space="preserve">.</w:t>
       </w:r>
     </w:p>
-    <w:bookmarkEnd w:id="66"/>
-    <w:bookmarkStart w:id="68" w:name="ref-casterline2001"/>
+    <w:bookmarkEnd w:id="62"/>
+    <w:bookmarkStart w:id="64" w:name="ref-casterline2001"/>
     <w:p>
       <w:pPr>
         <w:pStyle w:val="Bibliography"/>
@@ -2434,7 +2523,7 @@
       <w:r>
         <w:t xml:space="preserve"> </w:t>
       </w:r>
-      <w:hyperlink r:id="rId67">
+      <w:hyperlink r:id="rId63">
         <w:r>
           <w:rPr>
             <w:rStyle w:val="Hyperlink"/>
@@ -2446,8 +2535,8 @@
         <w:t xml:space="preserve">.</w:t>
       </w:r>
     </w:p>
-    <w:bookmarkEnd w:id="68"/>
-    <w:bookmarkStart w:id="69" w:name="ref-goldstein2009"/>
+    <w:bookmarkEnd w:id="64"/>
+    <w:bookmarkStart w:id="65" w:name="ref-goldstein2009"/>
     <w:p>
       <w:pPr>
         <w:pStyle w:val="Bibliography"/>
@@ -2490,8 +2579,8 @@
         <w:t xml:space="preserve">35 (4): 663–99.</w:t>
       </w:r>
     </w:p>
-    <w:bookmarkEnd w:id="69"/>
-    <w:bookmarkStart w:id="71" w:name="ref-guldi2017"/>
+    <w:bookmarkEnd w:id="65"/>
+    <w:bookmarkStart w:id="67" w:name="ref-guldi2017"/>
     <w:p>
       <w:pPr>
         <w:pStyle w:val="Bibliography"/>
@@ -2524,7 +2613,7 @@
       <w:r>
         <w:t xml:space="preserve"> </w:t>
       </w:r>
-      <w:hyperlink r:id="rId70">
+      <w:hyperlink r:id="rId66">
         <w:r>
           <w:rPr>
             <w:rStyle w:val="Hyperlink"/>
@@ -2536,8 +2625,8 @@
         <w:t xml:space="preserve">.</w:t>
       </w:r>
     </w:p>
-    <w:bookmarkEnd w:id="71"/>
-    <w:bookmarkStart w:id="72" w:name="ref-hudson2026teen"/>
+    <w:bookmarkEnd w:id="67"/>
+    <w:bookmarkStart w:id="68" w:name="ref-hudson2026teen"/>
     <w:p>
       <w:pPr>
         <w:pStyle w:val="Bibliography"/>
@@ -2558,8 +2647,8 @@
         <w:t xml:space="preserve">Unpublished manuscript.</w:t>
       </w:r>
     </w:p>
-    <w:bookmarkEnd w:id="72"/>
-    <w:bookmarkStart w:id="73" w:name="ref-jaeger2020"/>
+    <w:bookmarkEnd w:id="68"/>
+    <w:bookmarkStart w:id="69" w:name="ref-jaeger2020"/>
     <w:p>
       <w:pPr>
         <w:pStyle w:val="Bibliography"/>
@@ -2602,8 +2691,8 @@
         <w:t xml:space="preserve">38 (2): 317–26.</w:t>
       </w:r>
     </w:p>
-    <w:bookmarkEnd w:id="73"/>
-    <w:bookmarkStart w:id="75" w:name="ref-kearney2015media"/>
+    <w:bookmarkEnd w:id="69"/>
+    <w:bookmarkStart w:id="71" w:name="ref-kearney2015media"/>
     <w:p>
       <w:pPr>
         <w:pStyle w:val="Bibliography"/>
@@ -2645,7 +2734,7 @@
       <w:r>
         <w:t xml:space="preserve"> </w:t>
       </w:r>
-      <w:hyperlink r:id="rId74">
+      <w:hyperlink r:id="rId70">
         <w:r>
           <w:rPr>
             <w:rStyle w:val="Hyperlink"/>
@@ -2657,8 +2746,8 @@
         <w:t xml:space="preserve">.</w:t>
       </w:r>
     </w:p>
-    <w:bookmarkEnd w:id="75"/>
-    <w:bookmarkStart w:id="76" w:name="ref-moscoso2026wide"/>
+    <w:bookmarkEnd w:id="71"/>
+    <w:bookmarkStart w:id="72" w:name="ref-moscoso2026wide"/>
     <w:p>
       <w:pPr>
         <w:pStyle w:val="Bibliography"/>
@@ -2679,8 +2768,8 @@
         <w:t xml:space="preserve">Unpublished manuscript.</w:t>
       </w:r>
     </w:p>
-    <w:bookmarkEnd w:id="76"/>
-    <w:bookmarkStart w:id="77" w:name="ref-myers2026iphone"/>
+    <w:bookmarkEnd w:id="72"/>
+    <w:bookmarkStart w:id="73" w:name="ref-myers2026iphone"/>
     <w:p>
       <w:pPr>
         <w:pStyle w:val="Bibliography"/>
@@ -2734,8 +2823,8 @@
         <w:t xml:space="preserve">Unpublished manuscript.</w:t>
       </w:r>
     </w:p>
-    <w:bookmarkEnd w:id="77"/>
-    <w:bookmarkStart w:id="78" w:name="ref-myrskyla2013"/>
+    <w:bookmarkEnd w:id="73"/>
+    <w:bookmarkStart w:id="74" w:name="ref-myrskyla2013"/>
     <w:p>
       <w:pPr>
         <w:pStyle w:val="Bibliography"/>
@@ -2766,8 +2855,8 @@
         <w:t xml:space="preserve">39 (1): 31–56.</w:t>
       </w:r>
     </w:p>
-    <w:bookmarkEnd w:id="78"/>
-    <w:bookmarkStart w:id="80" w:name="ref-pattaro2020"/>
+    <w:bookmarkEnd w:id="74"/>
+    <w:bookmarkStart w:id="76" w:name="ref-pattaro2020"/>
     <w:p>
       <w:pPr>
         <w:pStyle w:val="Bibliography"/>
@@ -2800,7 +2889,7 @@
       <w:r>
         <w:t xml:space="preserve"> </w:t>
       </w:r>
-      <w:hyperlink r:id="rId79">
+      <w:hyperlink r:id="rId75">
         <w:r>
           <w:rPr>
             <w:rStyle w:val="Hyperlink"/>
@@ -2812,8 +2901,8 @@
         <w:t xml:space="preserve">.</w:t>
       </w:r>
     </w:p>
-    <w:bookmarkEnd w:id="80"/>
-    <w:bookmarkStart w:id="82" w:name="ref-roserobixby1993"/>
+    <w:bookmarkEnd w:id="76"/>
+    <w:bookmarkStart w:id="78" w:name="ref-roserobixby1993"/>
     <w:p>
       <w:pPr>
         <w:pStyle w:val="Bibliography"/>
@@ -2846,7 +2935,7 @@
       <w:r>
         <w:t xml:space="preserve"> </w:t>
       </w:r>
-      <w:hyperlink r:id="rId81">
+      <w:hyperlink r:id="rId77">
         <w:r>
           <w:rPr>
             <w:rStyle w:val="Hyperlink"/>
@@ -2858,8 +2947,8 @@
         <w:t xml:space="preserve">.</w:t>
       </w:r>
     </w:p>
-    <w:bookmarkEnd w:id="82"/>
-    <w:bookmarkStart w:id="83" w:name="ref-sobotka2011"/>
+    <w:bookmarkEnd w:id="78"/>
+    <w:bookmarkStart w:id="79" w:name="ref-sobotka2011"/>
     <w:p>
       <w:pPr>
         <w:pStyle w:val="Bibliography"/>
@@ -2890,8 +2979,8 @@
         <w:t xml:space="preserve">37 (2): 267–306.</w:t>
       </w:r>
     </w:p>
-    <w:bookmarkEnd w:id="83"/>
-    <w:bookmarkStart w:id="85" w:name="ref-zeman2018"/>
+    <w:bookmarkEnd w:id="79"/>
+    <w:bookmarkStart w:id="81" w:name="ref-zeman2018"/>
     <w:p>
       <w:pPr>
         <w:pStyle w:val="Bibliography"/>
@@ -2924,7 +3013,7 @@
       <w:r>
         <w:t xml:space="preserve"> </w:t>
       </w:r>
-      <w:hyperlink r:id="rId84">
+      <w:hyperlink r:id="rId80">
         <w:r>
           <w:rPr>
             <w:rStyle w:val="Hyperlink"/>
@@ -2936,9 +3025,9 @@
         <w:t xml:space="preserve">.</w:t>
       </w:r>
     </w:p>
-    <w:bookmarkEnd w:id="85"/>
-    <w:bookmarkEnd w:id="86"/>
-    <w:bookmarkEnd w:id="87"/>
+    <w:bookmarkEnd w:id="81"/>
+    <w:bookmarkEnd w:id="82"/>
+    <w:bookmarkEnd w:id="83"/>
     <w:sectPr>
       <w:footnotePr>
         <w:numRestart w:val="eachSect"/>
